--- a/outputs/Sample_Farm_Owner_irrigation_report.docx
+++ b/outputs/Sample_Farm_Owner_irrigation_report.docx
@@ -31,7 +31,7 @@
         <w:rPr>
           <w:sz w:val="20"/>
         </w:rPr>
-        <w:t>Crop: Maize (Corn)   |   Farm area: 3.0 ha   |   Report generated: 2026-08-24 05:08</w:t>
+        <w:t>Crop: Maize (Corn)   |   Farm area: 3.0 ha   |   Report generated: 2026-08-24 16:53</w:t>
       </w:r>
     </w:p>
     <w:p>
@@ -361,7 +361,7 @@
     </w:p>
     <w:p>
       <w:r>
-        <w:t>This report covers 3.0 ha of Maize (Corn) at Sample Farm Owner, located near Zaria, Kaduna State (Lat 11.1500, Lon 7.6500). It was generated on 2026-08-24 at 05:08 using an entered temperature of 32.0°C and humidity of 55.0%.</w:t>
+        <w:t>This report covers 3.0 ha of Maize (Corn) at Sample Farm Owner, located near Zaria, Kaduna State (Lat 11.1500, Lon 7.6500). It was generated on 2026-08-24 at 16:53 using an entered temperature of 32.0°C and humidity of 55.0%.</w:t>
       </w:r>
     </w:p>
     <w:tbl>
@@ -1479,7 +1479,7 @@
     </w:p>
     <w:p>
       <w:r>
-        <w:t>On 2026-08-24 05:08:51, with an input temperature of 32.0°C and humidity of 55.0%, the Maize (Corn) is currently outside its active growing season (off-season/fallow). The crop coefficient (Kc) for today is 1.2, meaning the crop is using more water than the reference grass surface that ET0 is defined against. The pipeline's ensemble of ET methods predicts today's crop water use (ETc) at 6.178 mm/day. To put that in perspective: over a full day, that is 6.178 litres of water lost per square metre of field. Over this crop's actual 135-day growing season (not counting the off-season), total crop water use comes to 546.11 mm, which falls within the locally-reported range for this crop in the Zaria area (420-550 mm).</w:t>
+        <w:t>On 2026-08-24 16:53:48, with an input temperature of 32.0°C and humidity of 55.0%, the Maize (Corn) is currently outside its active growing season (off-season/fallow). The crop coefficient (Kc) for today is 1.2, meaning the crop is using more water than the reference grass surface that ET0 is defined against. The pipeline's ensemble of ET methods predicts today's crop water use (ETc) at 6.178 mm/day. To put that in perspective: over a full day, that is 6.178 litres of water lost per square metre of field. Over this crop's actual 135-day growing season (not counting the off-season), total crop water use comes to 546.11 mm, which falls within the locally-reported range for this crop in the Zaria area (420-550 mm).</w:t>
       </w:r>
     </w:p>
     <w:tbl>
@@ -1513,7 +1513,7 @@
           </w:tcPr>
           <w:p>
             <w:r>
-              <w:t>2026-08-24 05:08:51</w:t>
+              <w:t>2026-08-24 16:53:48</w:t>
             </w:r>
           </w:p>
         </w:tc>
@@ -1780,7 +1780,7 @@
         <w:br/>
         <w:t xml:space="preserve">  Locally-reported seasonal ETc range: 420-550 mm</w:t>
         <w:br/>
-        <w:t>Date:          2026-08-24 05:08:51   (day 236 of year)</w:t>
+        <w:t>Date:          2026-08-24 16:53:48   (day 236 of year)</w:t>
         <w:br/>
         <w:t>INPUT TEMPERATURE:        32.0 °C  &lt;-- entered</w:t>
         <w:br/>
